--- a/klagomål/A 4943-2022 FSC-klagomål.docx
+++ b/klagomål/A 4943-2022 FSC-klagomål.docx
@@ -761,7 +761,7 @@
     <w:r>
       <w:tab/>
       <w:tab/>
-      <w:t>2026-09-14</w:t>
+      <w:t>2026-09-15</w:t>
       <w:br/>
       <w:br/>
     </w:r>

--- a/klagomål/A 4943-2022 FSC-klagomål.docx
+++ b/klagomål/A 4943-2022 FSC-klagomål.docx
@@ -761,7 +761,7 @@
     <w:r>
       <w:tab/>
       <w:tab/>
-      <w:t>2026-09-15</w:t>
+      <w:t>2026-09-16</w:t>
       <w:br/>
       <w:br/>
     </w:r>

--- a/klagomål/A 4943-2022 FSC-klagomål.docx
+++ b/klagomål/A 4943-2022 FSC-klagomål.docx
@@ -761,7 +761,7 @@
     <w:r>
       <w:tab/>
       <w:tab/>
-      <w:t>2026-09-16</w:t>
+      <w:t>2026-09-17</w:t>
       <w:br/>
       <w:br/>
     </w:r>

--- a/klagomål/A 4943-2022 FSC-klagomål.docx
+++ b/klagomål/A 4943-2022 FSC-klagomål.docx
@@ -761,7 +761,7 @@
     <w:r>
       <w:tab/>
       <w:tab/>
-      <w:t>2026-09-17</w:t>
+      <w:t>2026-09-18</w:t>
       <w:br/>
       <w:br/>
     </w:r>

--- a/klagomål/A 4943-2022 FSC-klagomål.docx
+++ b/klagomål/A 4943-2022 FSC-klagomål.docx
@@ -761,7 +761,7 @@
     <w:r>
       <w:tab/>
       <w:tab/>
-      <w:t>2026-09-18</w:t>
+      <w:t>2026-09-19</w:t>
       <w:br/>
       <w:br/>
     </w:r>

--- a/klagomål/A 4943-2022 FSC-klagomål.docx
+++ b/klagomål/A 4943-2022 FSC-klagomål.docx
@@ -761,7 +761,7 @@
     <w:r>
       <w:tab/>
       <w:tab/>
-      <w:t>2026-09-19</w:t>
+      <w:t>2026-09-21</w:t>
       <w:br/>
       <w:br/>
     </w:r>

--- a/klagomål/A 4943-2022 FSC-klagomål.docx
+++ b/klagomål/A 4943-2022 FSC-klagomål.docx
@@ -761,7 +761,7 @@
     <w:r>
       <w:tab/>
       <w:tab/>
-      <w:t>2026-09-21</w:t>
+      <w:t>2026-09-23</w:t>
       <w:br/>
       <w:br/>
     </w:r>

--- a/klagomål/A 4943-2022 FSC-klagomål.docx
+++ b/klagomål/A 4943-2022 FSC-klagomål.docx
@@ -761,7 +761,7 @@
     <w:r>
       <w:tab/>
       <w:tab/>
-      <w:t>2026-09-23</w:t>
+      <w:t>2026-09-24</w:t>
       <w:br/>
       <w:br/>
     </w:r>

--- a/klagomål/A 4943-2022 FSC-klagomål.docx
+++ b/klagomål/A 4943-2022 FSC-klagomål.docx
@@ -761,7 +761,7 @@
     <w:r>
       <w:tab/>
       <w:tab/>
-      <w:t>2026-09-24</w:t>
+      <w:t>2026-09-25</w:t>
       <w:br/>
       <w:br/>
     </w:r>

--- a/klagomål/A 4943-2022 FSC-klagomål.docx
+++ b/klagomål/A 4943-2022 FSC-klagomål.docx
@@ -761,7 +761,7 @@
     <w:r>
       <w:tab/>
       <w:tab/>
-      <w:t>2026-09-25</w:t>
+      <w:t>2026-09-26</w:t>
       <w:br/>
       <w:br/>
     </w:r>

--- a/klagomål/A 4943-2022 FSC-klagomål.docx
+++ b/klagomål/A 4943-2022 FSC-klagomål.docx
@@ -761,7 +761,7 @@
     <w:r>
       <w:tab/>
       <w:tab/>
-      <w:t>2026-09-26</w:t>
+      <w:t>2026-09-27</w:t>
       <w:br/>
       <w:br/>
     </w:r>

--- a/klagomål/A 4943-2022 FSC-klagomål.docx
+++ b/klagomål/A 4943-2022 FSC-klagomål.docx
@@ -761,7 +761,7 @@
     <w:r>
       <w:tab/>
       <w:tab/>
-      <w:t>2026-09-27</w:t>
+      <w:t>2026-09-28</w:t>
       <w:br/>
       <w:br/>
     </w:r>

--- a/klagomål/A 4943-2022 FSC-klagomål.docx
+++ b/klagomål/A 4943-2022 FSC-klagomål.docx
@@ -761,7 +761,7 @@
     <w:r>
       <w:tab/>
       <w:tab/>
-      <w:t>2026-09-28</w:t>
+      <w:t>2026-09-29</w:t>
       <w:br/>
       <w:br/>
     </w:r>

--- a/klagomål/A 4943-2022 FSC-klagomål.docx
+++ b/klagomål/A 4943-2022 FSC-klagomål.docx
@@ -761,7 +761,7 @@
     <w:r>
       <w:tab/>
       <w:tab/>
-      <w:t>2026-09-29</w:t>
+      <w:t>2026-09-30</w:t>
       <w:br/>
       <w:br/>
     </w:r>

--- a/klagomål/A 4943-2022 FSC-klagomål.docx
+++ b/klagomål/A 4943-2022 FSC-klagomål.docx
@@ -761,7 +761,7 @@
     <w:r>
       <w:tab/>
       <w:tab/>
-      <w:t>2026-09-30</w:t>
+      <w:t>2026-10-01</w:t>
       <w:br/>
       <w:br/>
     </w:r>

--- a/klagomål/A 4943-2022 FSC-klagomål.docx
+++ b/klagomål/A 4943-2022 FSC-klagomål.docx
@@ -761,7 +761,7 @@
     <w:r>
       <w:tab/>
       <w:tab/>
-      <w:t>2026-10-01</w:t>
+      <w:t>2026-10-02</w:t>
       <w:br/>
       <w:br/>
     </w:r>

--- a/klagomål/A 4943-2022 FSC-klagomål.docx
+++ b/klagomål/A 4943-2022 FSC-klagomål.docx
@@ -761,7 +761,7 @@
     <w:r>
       <w:tab/>
       <w:tab/>
-      <w:t>2026-10-02</w:t>
+      <w:t>2026-10-03</w:t>
       <w:br/>
       <w:br/>
     </w:r>

--- a/klagomål/A 4943-2022 FSC-klagomål.docx
+++ b/klagomål/A 4943-2022 FSC-klagomål.docx
@@ -761,7 +761,7 @@
     <w:r>
       <w:tab/>
       <w:tab/>
-      <w:t>2026-10-03</w:t>
+      <w:t>2026-10-04</w:t>
       <w:br/>
       <w:br/>
     </w:r>

--- a/klagomål/A 4943-2022 FSC-klagomål.docx
+++ b/klagomål/A 4943-2022 FSC-klagomål.docx
@@ -761,7 +761,7 @@
     <w:r>
       <w:tab/>
       <w:tab/>
-      <w:t>2026-10-04</w:t>
+      <w:t>2026-10-05</w:t>
       <w:br/>
       <w:br/>
     </w:r>

--- a/klagomål/A 4943-2022 FSC-klagomål.docx
+++ b/klagomål/A 4943-2022 FSC-klagomål.docx
@@ -761,7 +761,7 @@
     <w:r>
       <w:tab/>
       <w:tab/>
-      <w:t>2026-10-05</w:t>
+      <w:t>2026-10-06</w:t>
       <w:br/>
       <w:br/>
     </w:r>

--- a/klagomål/A 4943-2022 FSC-klagomål.docx
+++ b/klagomål/A 4943-2022 FSC-klagomål.docx
@@ -761,7 +761,7 @@
     <w:r>
       <w:tab/>
       <w:tab/>
-      <w:t>2026-10-06</w:t>
+      <w:t>2026-10-07</w:t>
       <w:br/>
       <w:br/>
     </w:r>

--- a/klagomål/A 4943-2022 FSC-klagomål.docx
+++ b/klagomål/A 4943-2022 FSC-klagomål.docx
@@ -761,7 +761,7 @@
     <w:r>
       <w:tab/>
       <w:tab/>
-      <w:t>2026-10-07</w:t>
+      <w:t>2026-10-08</w:t>
       <w:br/>
       <w:br/>
     </w:r>

--- a/klagomål/A 4943-2022 FSC-klagomål.docx
+++ b/klagomål/A 4943-2022 FSC-klagomål.docx
@@ -761,7 +761,7 @@
     <w:r>
       <w:tab/>
       <w:tab/>
-      <w:t>2026-10-08</w:t>
+      <w:t>2026-10-09</w:t>
       <w:br/>
       <w:br/>
     </w:r>

--- a/klagomål/A 4943-2022 FSC-klagomål.docx
+++ b/klagomål/A 4943-2022 FSC-klagomål.docx
@@ -761,7 +761,7 @@
     <w:r>
       <w:tab/>
       <w:tab/>
-      <w:t>2026-10-09</w:t>
+      <w:t>2026-10-10</w:t>
       <w:br/>
       <w:br/>
     </w:r>

--- a/klagomål/A 4943-2022 FSC-klagomål.docx
+++ b/klagomål/A 4943-2022 FSC-klagomål.docx
@@ -761,7 +761,7 @@
     <w:r>
       <w:tab/>
       <w:tab/>
-      <w:t>2026-10-10</w:t>
+      <w:t>2026-10-11</w:t>
       <w:br/>
       <w:br/>
     </w:r>

--- a/klagomål/A 4943-2022 FSC-klagomål.docx
+++ b/klagomål/A 4943-2022 FSC-klagomål.docx
@@ -761,7 +761,7 @@
     <w:r>
       <w:tab/>
       <w:tab/>
-      <w:t>2026-10-11</w:t>
+      <w:t>2026-10-12</w:t>
       <w:br/>
       <w:br/>
     </w:r>

--- a/klagomål/A 4943-2022 FSC-klagomål.docx
+++ b/klagomål/A 4943-2022 FSC-klagomål.docx
@@ -761,7 +761,7 @@
     <w:r>
       <w:tab/>
       <w:tab/>
-      <w:t>2026-10-12</w:t>
+      <w:t>2026-10-13</w:t>
       <w:br/>
       <w:br/>
     </w:r>

--- a/klagomål/A 4943-2022 FSC-klagomål.docx
+++ b/klagomål/A 4943-2022 FSC-klagomål.docx
@@ -761,7 +761,7 @@
     <w:r>
       <w:tab/>
       <w:tab/>
-      <w:t>2026-10-13</w:t>
+      <w:t>2026-10-14</w:t>
       <w:br/>
       <w:br/>
     </w:r>

--- a/klagomål/A 4943-2022 FSC-klagomål.docx
+++ b/klagomål/A 4943-2022 FSC-klagomål.docx
@@ -761,7 +761,7 @@
     <w:r>
       <w:tab/>
       <w:tab/>
-      <w:t>2026-10-14</w:t>
+      <w:t>2026-10-15</w:t>
       <w:br/>
       <w:br/>
     </w:r>

--- a/klagomål/A 4943-2022 FSC-klagomål.docx
+++ b/klagomål/A 4943-2022 FSC-klagomål.docx
@@ -761,7 +761,7 @@
     <w:r>
       <w:tab/>
       <w:tab/>
-      <w:t>2026-10-15</w:t>
+      <w:t>2026-10-16</w:t>
       <w:br/>
       <w:br/>
     </w:r>

--- a/klagomål/A 4943-2022 FSC-klagomål.docx
+++ b/klagomål/A 4943-2022 FSC-klagomål.docx
@@ -761,7 +761,7 @@
     <w:r>
       <w:tab/>
       <w:tab/>
-      <w:t>2026-10-16</w:t>
+      <w:t>2026-10-17</w:t>
       <w:br/>
       <w:br/>
     </w:r>

--- a/klagomål/A 4943-2022 FSC-klagomål.docx
+++ b/klagomål/A 4943-2022 FSC-klagomål.docx
@@ -761,7 +761,7 @@
     <w:r>
       <w:tab/>
       <w:tab/>
-      <w:t>2026-10-17</w:t>
+      <w:t>2026-10-18</w:t>
       <w:br/>
       <w:br/>
     </w:r>

--- a/klagomål/A 4943-2022 FSC-klagomål.docx
+++ b/klagomål/A 4943-2022 FSC-klagomål.docx
@@ -216,12 +216,12 @@
         <w:spacing w:after="240"/>
       </w:pPr>
       <w:r>
-        <w:t>Figur 1. Fyndplatser för naturvårdsarter i och inom 22 meter från avverkningsanmälan. Markörer utan svart kant är placerade på fyndplatsen. Markörer med svart kant är placerade vid sidan av fyndplatsen och har ett svart streck som visar fyndplatsens exakta position. Kartans mittpunktskoordinat är N 6571155, E 532460 i SWEREF 99 TM.</w:t>
+        <w:t>Figur 1. Fyndplatser för naturvårdsarter i och inom 23 meter från avverkningsanmälan. Markörer utan svart kant är placerade på fyndplatsen. Markörer med svart kant är placerade vid sidan av fyndplatsen och har ett svart streck som visar fyndplatsens exakta position. Kartans mittpunktskoordinat är N 6571155, E 532460 i SWEREF 99 TM.</w:t>
       </w:r>
     </w:p>
     <w:p>
       <w:r>
-        <w:t>I och inom 22 meter från avverkningsanmälan finns fynd av 5 naturvårdsarter, varav 4 är rödlistade, 4 är typiska (T) och 1 är signalart (S): prakttagging (EN, T), gullpudra (NT, T), kandelabersvamp (NT, T), skinntagging (NT) och vätteros (S, T). Se Figur 1.</w:t>
+        <w:t>I och inom 23 meter från avverkningsanmälan finns fynd av 6 naturvårdsarter, varav 5 är rödlistade, 5 är typiska (T) och 1 är signalart (S): prakttagging (EN, T), gullpudra (NT, T), kandelabersvamp (NT, T), skinntagging (NT), svartöra (NT, T) och vätteros (S, T). Se Figur 1.</w:t>
       </w:r>
     </w:p>
     <w:p>
@@ -325,6 +325,26 @@
       </w:r>
       <w:r>
         <w:t xml:space="preserve"> är en sällsynt och krävande art som påträffas i skuggig och fuktig, örtrik löv- och blandskog, gärna bokskog, där den växer på murken ved av bok och asp, sällsynt även på andra lövträdslag. Arten är placerad högst upp i Skogsstyrelsens värdepyramid för bedömning av skog med höga naturvärden och allt tyder på att svampen är mycket känslig för all form av avverkning som kan orsaka ökad genomblåsning och ett torrare mikroklimat på växtplatsen. Lokaler och växtplatser bör skyddas eller skötas så att skinntagging kan fortleva. Generellt bör bestånd med stort inslag av grova lövträd och lågor, ej gallras, kalavverkas eller överföras till andra skogstyper (SLU Artdatabanken, 2024; Nitare &amp; Skogsstyrelsen, 2019).</w:t>
+      </w:r>
+    </w:p>
+    <w:p>
+      <w:r>
+        <w:rPr>
+          <w:b/>
+        </w:rPr>
+        <w:t>Svartöra (NT)</w:t>
+      </w:r>
+      <w:r>
+        <w:t xml:space="preserve"> är en gelésvamp som i Sverige i första hand växer på grov ved av alm, i andra hand ask och mycket sällan på lönn och andra lövträd. Verkar föredra fuktiga–skuggiga förhållanden och är ännu i vissa delar av landet en karaktärsart i alm- och asklundar. En minskning av populationen förväntas ske inom en snar framtid på grund av negativ påverkan av alm- och askskottsjukan. Svartöra är typisk art för </w:t>
+      </w:r>
+      <w:r>
+        <w:rPr>
+          <w:i/>
+        </w:rPr>
+        <w:t xml:space="preserve">9020 Nordlig ädellövskog </w:t>
+      </w:r>
+      <w:r>
+        <w:t>(SLU Artdatabanken, 2025).</w:t>
       </w:r>
     </w:p>
     <w:p>
@@ -446,7 +466,7 @@
         <w:rPr>
           <w:i/>
         </w:rPr>
-        <w:t>I det avverkningsanmälda skogsområdet har 5 naturvårdsarter varav 4 rödlistade arter sina livsmiljöer och växtplatser.</w:t>
+        <w:t>I det avverkningsanmälda skogsområdet har 6 naturvårdsarter varav 5 rödlistade arter sina livsmiljöer och växtplatser.</w:t>
       </w:r>
     </w:p>
     <w:p>
@@ -761,7 +781,7 @@
     <w:r>
       <w:tab/>
       <w:tab/>
-      <w:t>2026-10-18</w:t>
+      <w:t>2026-10-19</w:t>
       <w:br/>
       <w:br/>
     </w:r>

--- a/klagomål/A 4943-2022 FSC-klagomål.docx
+++ b/klagomål/A 4943-2022 FSC-klagomål.docx
@@ -781,7 +781,7 @@
     <w:r>
       <w:tab/>
       <w:tab/>
-      <w:t>2026-10-19</w:t>
+      <w:t>2026-10-20</w:t>
       <w:br/>
       <w:br/>
     </w:r>

--- a/klagomål/A 4943-2022 FSC-klagomål.docx
+++ b/klagomål/A 4943-2022 FSC-klagomål.docx
@@ -781,7 +781,7 @@
     <w:r>
       <w:tab/>
       <w:tab/>
-      <w:t>2026-10-20</w:t>
+      <w:t>2026-10-21</w:t>
       <w:br/>
       <w:br/>
     </w:r>

--- a/klagomål/A 4943-2022 FSC-klagomål.docx
+++ b/klagomål/A 4943-2022 FSC-klagomål.docx
@@ -781,7 +781,7 @@
     <w:r>
       <w:tab/>
       <w:tab/>
-      <w:t>2026-10-21</w:t>
+      <w:t>2026-10-22</w:t>
       <w:br/>
       <w:br/>
     </w:r>

--- a/klagomål/A 4943-2022 FSC-klagomål.docx
+++ b/klagomål/A 4943-2022 FSC-klagomål.docx
@@ -781,7 +781,7 @@
     <w:r>
       <w:tab/>
       <w:tab/>
-      <w:t>2026-10-22</w:t>
+      <w:t>2026-10-23</w:t>
       <w:br/>
       <w:br/>
     </w:r>

--- a/klagomål/A 4943-2022 FSC-klagomål.docx
+++ b/klagomål/A 4943-2022 FSC-klagomål.docx
@@ -781,7 +781,7 @@
     <w:r>
       <w:tab/>
       <w:tab/>
-      <w:t>2026-10-23</w:t>
+      <w:t>2026-10-24</w:t>
       <w:br/>
       <w:br/>
     </w:r>

--- a/klagomål/A 4943-2022 FSC-klagomål.docx
+++ b/klagomål/A 4943-2022 FSC-klagomål.docx
@@ -781,7 +781,7 @@
     <w:r>
       <w:tab/>
       <w:tab/>
-      <w:t>2026-10-24</w:t>
+      <w:t>2026-10-25</w:t>
       <w:br/>
       <w:br/>
     </w:r>

--- a/klagomål/A 4943-2022 FSC-klagomål.docx
+++ b/klagomål/A 4943-2022 FSC-klagomål.docx
@@ -781,7 +781,7 @@
     <w:r>
       <w:tab/>
       <w:tab/>
-      <w:t>2026-10-25</w:t>
+      <w:t>2026-10-26</w:t>
       <w:br/>
       <w:br/>
     </w:r>

--- a/klagomål/A 4943-2022 FSC-klagomål.docx
+++ b/klagomål/A 4943-2022 FSC-klagomål.docx
@@ -781,7 +781,7 @@
     <w:r>
       <w:tab/>
       <w:tab/>
-      <w:t>2026-10-26</w:t>
+      <w:t>2026-10-27</w:t>
       <w:br/>
       <w:br/>
     </w:r>

--- a/klagomål/A 4943-2022 FSC-klagomål.docx
+++ b/klagomål/A 4943-2022 FSC-klagomål.docx
@@ -781,7 +781,7 @@
     <w:r>
       <w:tab/>
       <w:tab/>
-      <w:t>2026-10-27</w:t>
+      <w:t>2026-10-28</w:t>
       <w:br/>
       <w:br/>
     </w:r>

--- a/klagomål/A 4943-2022 FSC-klagomål.docx
+++ b/klagomål/A 4943-2022 FSC-klagomål.docx
@@ -781,7 +781,7 @@
     <w:r>
       <w:tab/>
       <w:tab/>
-      <w:t>2026-10-28</w:t>
+      <w:t>2026-10-29</w:t>
       <w:br/>
       <w:br/>
     </w:r>

--- a/klagomål/A 4943-2022 FSC-klagomål.docx
+++ b/klagomål/A 4943-2022 FSC-klagomål.docx
@@ -781,7 +781,7 @@
     <w:r>
       <w:tab/>
       <w:tab/>
-      <w:t>2026-10-29</w:t>
+      <w:t>2026-10-31</w:t>
       <w:br/>
       <w:br/>
     </w:r>

--- a/klagomål/A 4943-2022 FSC-klagomål.docx
+++ b/klagomål/A 4943-2022 FSC-klagomål.docx
@@ -781,7 +781,7 @@
     <w:r>
       <w:tab/>
       <w:tab/>
-      <w:t>2026-10-31</w:t>
+      <w:t>2026-11-01</w:t>
       <w:br/>
       <w:br/>
     </w:r>
